--- a/smlouva5_anon.docx
+++ b/smlouva5_anon.docx
@@ -56,7 +56,7 @@
           <w:b/>
           <w:bCs/>
         </w:rPr>
-        <w:t>[[PERSON_1]], nar. [[DATE_1]], trvale bytem [[ADDRESS_1]]</w:t>
+        <w:t>[[PERSON_1]], nar. [[DATE_1]], [[ADDRESS_1]]</w:t>
       </w:r>
       <w:r/>
     </w:p>
@@ -72,7 +72,7 @@
           <w:b/>
           <w:bCs/>
         </w:rPr>
-        <w:t>[[PERSON_5]], nar. [[DATE_2]], trvale bytem [[ADDRESS_2]]</w:t>
+        <w:t>[[PERSON_4]], nar. [[DATE_2]], [[ADDRESS_2]]</w:t>
       </w:r>
       <w:r/>
     </w:p>
@@ -88,7 +88,7 @@
           <w:b/>
           <w:bCs/>
         </w:rPr>
-        <w:t>[[PERSON_6]], nar. [[DATE_3]], trvale bytem [[ADDRESS_3]]</w:t>
+        <w:t>[[PERSON_5]], nar. [[DATE_3]], [[ADDRESS_3]]</w:t>
       </w:r>
       <w:r/>
     </w:p>
@@ -104,7 +104,7 @@
           <w:b/>
           <w:bCs/>
         </w:rPr>
-        <w:t>[[PERSON_7]], nar. [[DATE_4]], trvale bytem [[ADDRESS_4]]</w:t>
+        <w:t>[[PERSON_6]], nar. [[DATE_4]], [[ADDRESS_4]]</w:t>
       </w:r>
       <w:r/>
     </w:p>
@@ -120,7 +120,7 @@
           <w:b/>
           <w:bCs/>
         </w:rPr>
-        <w:t>[[PERSON_3]], nar. [[DATE_5]], trvale bytem [[ADDRESS_5]]</w:t>
+        <w:t>[[PERSON_2]], nar. [[DATE_5]], [[ADDRESS_5]]</w:t>
       </w:r>
       <w:r/>
     </w:p>
@@ -136,7 +136,7 @@
           <w:b/>
           <w:bCs/>
         </w:rPr>
-        <w:t>[[PERSON_8]], nar. [[DATE_6]], trvale bytem [[ADDRESS_6]]</w:t>
+        <w:t>[[PERSON_7]], nar. [[DATE_6]], [[ADDRESS_6]]</w:t>
       </w:r>
       <w:r/>
     </w:p>
@@ -152,7 +152,7 @@
           <w:b/>
           <w:bCs/>
         </w:rPr>
-        <w:t>[[PERSON_9]], nar. [[DATE_7]], trvale bytem [[ADDRESS_7]]</w:t>
+        <w:t>[[PERSON_8]], nar. [[DATE_7]], [[ADDRESS_7]]</w:t>
       </w:r>
       <w:r/>
     </w:p>
@@ -168,7 +168,7 @@
           <w:b/>
           <w:bCs/>
         </w:rPr>
-        <w:t>[[PERSON_10]], nar. [[DATE_8]], trvale bytem [[ADDRESS_8]]</w:t>
+        <w:t>[[PERSON_9]], nar. [[DATE_8]], [[ADDRESS_8]]</w:t>
       </w:r>
       <w:r/>
     </w:p>
@@ -184,7 +184,7 @@
           <w:b/>
           <w:bCs/>
         </w:rPr>
-        <w:t>[[PERSON_11]], nar. [[DATE_9]], trvale bytem [[ADDRESS_9]]</w:t>
+        <w:t>[[PERSON_10]], nar. [[DATE_9]], [[ADDRESS_9]]</w:t>
       </w:r>
       <w:r/>
     </w:p>
@@ -200,7 +200,7 @@
           <w:b/>
           <w:bCs/>
         </w:rPr>
-        <w:t>[[PERSON_4]], nar. [[DATE_10]], trvale bytem [[ADDRESS_10]]</w:t>
+        <w:t>[[PERSON_3]], nar. [[DATE_10]], [[ADDRESS_10]]</w:t>
       </w:r>
       <w:r/>
     </w:p>
@@ -304,7 +304,7 @@
         </w:numPr>
       </w:pPr>
       <w:r>
-        <w:t>V rámci tohoto projektu se [[PERSON_5]] ujímá role hlavní koordinátorky projektu, zatímco [[PERSON_1]] zajišťuje technické vedení a infrastrukturu.</w:t>
+        <w:t>V rámci tohoto projektu se [[PERSON_4]] ujímá role hlavní koordinátorky projektu, zatímco [[PERSON_1]] zajišťuje technické vedení a infrastrukturu.</w:t>
       </w:r>
       <w:r>
         <w:rPr>
@@ -333,7 +333,7 @@
           <w:b/>
           <w:bCs/>
         </w:rPr>
-        <w:t>[[PERSON_6]], [[PERSON_7]] a [[PERSON_3]] se podílejí na tvorbě obsahu a moderování online kurzů.</w:t>
+        <w:t>[[PERSON_5]], [[PERSON_6]] a [[PERSON_2]] se podílejí na tvorbě obsahu a moderování online kurzů.</w:t>
       </w:r>
       <w:r/>
       <w:r>
@@ -363,7 +363,7 @@
           <w:b/>
           <w:bCs/>
         </w:rPr>
-        <w:t>[[PERSON_8]] a [[PERSON_4]] odpovídají za marketing, sociální sítě a e-mailing.</w:t>
+        <w:t>[[PERSON_7]] a [[PERSON_3]] odpovídají za marketing, sociální sítě a e-mailing.</w:t>
       </w:r>
       <w:r/>
       <w:r>
@@ -386,7 +386,7 @@
           <w:b/>
           <w:bCs/>
         </w:rPr>
-        <w:t>[[PERSON_9]], [[PERSON_10]] a [[PERSON_11]] spravují obchodní partnery a zajišťují zákaznický servis.</w:t>
+        <w:t>[[PERSON_8]], [[PERSON_9]] a [[PERSON_10]] spravují obchodní partnery a zajišťují zákaznický servis.</w:t>
       </w:r>
       <w:r/>
       <w:r>
@@ -445,7 +445,7 @@
         </w:numPr>
       </w:pPr>
       <w:r>
-        <w:t>V případě výdajů vyšších než 5 000 Kč je potřeba souhlas nadpoloviční většiny partnerů. Pokud například [[PERSON_8]] plánuje kampaň nad tento limit, musí být schválena ostatními.</w:t>
+        <w:t>V případě výdajů vyšších než 5 000 Kč je potřeba souhlas nadpoloviční většiny partnerů. Pokud například [[PERSON_7]] plánuje kampaň nad tento limit, musí být schválena ostatními.</w:t>
       </w:r>
       <w:r>
         <w:rPr>
@@ -496,7 +496,7 @@
         </w:numPr>
       </w:pPr>
       <w:r>
-        <w:t>Partneři se zavazují pořádat pravidelnou měsíční online schůzku. Schůze bude svolávána [[PERSON_5]] nebo jiným zvoleným koordinátorem.</w:t>
+        <w:t>Partneři se zavazují pořádat pravidelnou měsíční online schůzku. Schůze bude svolávána [[PERSON_4]] nebo jiným zvoleným koordinátorem.</w:t>
       </w:r>
       <w:r>
         <w:rPr>
@@ -565,7 +565,7 @@
         </w:numPr>
       </w:pPr>
       <w:r>
-        <w:t>Partneři jsou povinni chránit důvěrnost informací a nezpřístupnit třetím stranám žádné interní materiály. Např. [[PERSON_4]] nesmí předat klientskou databázi jinému subjektu.</w:t>
+        <w:t>Partneři jsou povinni chránit důvěrnost informací a nezpřístupnit třetím stranám žádné interní materiály. Např. [[PERSON_3]] nesmí předat klientskou databázi jinému subjektu.</w:t>
       </w:r>
       <w:r>
         <w:rPr>
@@ -625,7 +625,7 @@
         <w:br/>
         <w:t>b) z důvodu nečinnosti nebo dlouhodobé absence,</w:t>
         <w:br/>
-        <w:t>c) po závažném porušení dohody – např. pokud by [[PERSON_11]] způsobil škodu svým jednáním.</w:t>
+        <w:t>c) po závažném porušení dohody – např. pokud by [[PERSON_10]] způsobil škodu svým jednáním.</w:t>
       </w:r>
       <w:r/>
       <w:r/>
@@ -690,7 +690,7 @@
         </w:numPr>
       </w:pPr>
       <w:r>
-        <w:t>Veškeré spory se partneři zavazují řešit smírně. Pokud by např. mezi [[PERSON_7]] a [[PERSON_10]] vznikl spor o vedení workshopu, pokusí se o zprostředkování ostatní členové.</w:t>
+        <w:t>Veškeré spory se partneři zavazují řešit smírně. Pokud by např. mezi [[PERSON_6]] a [[PERSON_9]] vznikl spor o vedení workshopu, pokusí se o zprostředkování ostatní členové.</w:t>
       </w:r>
       <w:r>
         <w:rPr>
@@ -758,14 +758,16 @@
           <w:rFonts w:ascii="Segoe UI Emoji" w:hAnsi="Segoe UI Emoji" w:cs="Segoe UI Emoji"/>
         </w:rPr>
         <w:t>✍️ [[PERSON_1]]</w:t>
+        <w:br/>
+        <w:t>✍️ [[PERSON_4]]</w:t>
         <w:br/>
         <w:t>✍️ [[PERSON_5]]</w:t>
         <w:br/>
         <w:t>✍️ [[PERSON_6]]</w:t>
         <w:br/>
+        <w:t>✍️ [[PERSON_2]]</w:t>
+        <w:br/>
         <w:t>✍️ [[PERSON_7]]</w:t>
-        <w:br/>
-        <w:t>✍️ [[PERSON_3]]</w:t>
         <w:br/>
         <w:t>✍️ [[PERSON_8]]</w:t>
         <w:br/>
@@ -773,9 +775,7 @@
         <w:br/>
         <w:t>✍️ [[PERSON_10]]</w:t>
         <w:br/>
-        <w:t>✍️ [[PERSON_11]]</w:t>
-        <w:br/>
-        <w:t>✍️ [[PERSON_4]]</w:t>
+        <w:t>✍️ [[PERSON_3]]</w:t>
       </w:r>
       <w:r/>
       <w:r/>

--- a/smlouva5_anon.docx
+++ b/smlouva5_anon.docx
@@ -56,7 +56,7 @@
           <w:b/>
           <w:bCs/>
         </w:rPr>
-        <w:t>[[PERSON_1]], nar. [[DATE_1]], [[ADDRESS_1]]</w:t>
+        <w:t>[[PERSON_1]], nar. [[DATE_1]], trvale bytem: [[ADDRESS_1]]</w:t>
       </w:r>
       <w:r/>
     </w:p>
@@ -72,7 +72,7 @@
           <w:b/>
           <w:bCs/>
         </w:rPr>
-        <w:t>[[PERSON_4]], nar. [[DATE_2]], [[ADDRESS_2]]</w:t>
+        <w:t>[[PERSON_4]], nar. [[DATE_2]], trvale bytem: [[ADDRESS_2]]</w:t>
       </w:r>
       <w:r/>
     </w:p>
@@ -88,7 +88,7 @@
           <w:b/>
           <w:bCs/>
         </w:rPr>
-        <w:t>[[PERSON_5]], nar. [[DATE_3]], [[ADDRESS_3]]</w:t>
+        <w:t>[[PERSON_5]], nar. [[DATE_3]], trvale bytem: [[ADDRESS_3]]</w:t>
       </w:r>
       <w:r/>
     </w:p>
@@ -104,7 +104,7 @@
           <w:b/>
           <w:bCs/>
         </w:rPr>
-        <w:t>[[PERSON_6]], nar. [[DATE_4]], [[ADDRESS_4]]</w:t>
+        <w:t>[[PERSON_6]], nar. [[DATE_4]], trvale bytem: [[ADDRESS_4]]</w:t>
       </w:r>
       <w:r/>
     </w:p>
@@ -120,7 +120,7 @@
           <w:b/>
           <w:bCs/>
         </w:rPr>
-        <w:t>[[PERSON_2]], nar. [[DATE_5]], [[ADDRESS_5]]</w:t>
+        <w:t>[[PERSON_2]], nar. [[DATE_5]], trvale bytem: [[ADDRESS_5]]</w:t>
       </w:r>
       <w:r/>
     </w:p>
@@ -136,7 +136,7 @@
           <w:b/>
           <w:bCs/>
         </w:rPr>
-        <w:t>[[PERSON_7]], nar. [[DATE_6]], [[ADDRESS_6]]</w:t>
+        <w:t>[[PERSON_7]], nar. [[DATE_6]], trvale bytem: [[ADDRESS_6]]</w:t>
       </w:r>
       <w:r/>
     </w:p>
@@ -152,7 +152,7 @@
           <w:b/>
           <w:bCs/>
         </w:rPr>
-        <w:t>[[PERSON_8]], nar. [[DATE_7]], [[ADDRESS_7]]</w:t>
+        <w:t>[[PERSON_8]], nar. [[DATE_7]], trvale bytem: [[ADDRESS_7]]</w:t>
       </w:r>
       <w:r/>
     </w:p>
@@ -168,7 +168,7 @@
           <w:b/>
           <w:bCs/>
         </w:rPr>
-        <w:t>[[PERSON_9]], nar. [[DATE_8]], [[ADDRESS_8]]</w:t>
+        <w:t>[[PERSON_9]], nar. [[DATE_8]], trvale bytem: [[ADDRESS_8]]</w:t>
       </w:r>
       <w:r/>
     </w:p>
@@ -184,7 +184,7 @@
           <w:b/>
           <w:bCs/>
         </w:rPr>
-        <w:t>[[PERSON_10]], nar. [[DATE_9]], [[ADDRESS_9]]</w:t>
+        <w:t>[[PERSON_10]], nar. [[DATE_9]], trvale bytem: [[ADDRESS_9]]</w:t>
       </w:r>
       <w:r/>
     </w:p>
@@ -200,7 +200,7 @@
           <w:b/>
           <w:bCs/>
         </w:rPr>
-        <w:t>[[PERSON_3]], nar. [[DATE_10]], [[ADDRESS_10]]</w:t>
+        <w:t>[[PERSON_3]], nar. [[DATE_10]], trvale bytem: [[ADDRESS_10]]</w:t>
       </w:r>
       <w:r/>
     </w:p>
@@ -239,18 +239,15 @@
         </w:numPr>
       </w:pPr>
       <w:r>
-        <w:t xml:space="preserve">Partneři se dohodli na vzájemné spolupráci při realizaci podnikatelského záměru pod názvem </w:t>
-      </w:r>
-      <w:r>
-        <w:rPr>
-          <w:b/>
-          <w:bCs/>
-        </w:rPr>
-        <w:t>"Projekt SYNERGIE"</w:t>
-      </w:r>
-      <w:r>
-        <w:t>, jehož cílem je vývoj, marketing a prodej digitálních produktů v oblasti osobního rozvoje a automatizace.</w:t>
-      </w:r>
+        <w:t>Partneři se dohodli na vzájemné spolupráci při realizaci podnikatelského záměru pod názvem "Projekt [[BIC_1]]", jehož cílem je vývoj, marketing a prodej digitálních produktů v oblasti osobního rozvoje a automatizace.</w:t>
+      </w:r>
+      <w:r>
+        <w:rPr>
+          <w:b/>
+          <w:bCs/>
+        </w:rPr>
+      </w:r>
+      <w:r/>
     </w:p>
     <w:p>
       <w:pPr>
@@ -293,7 +290,7 @@
         </w:numPr>
       </w:pPr>
       <w:r>
-        <w:t>Projekt SYNERGIE nemá právní formu obchodní korporace. Partneři vykonávají společnou činnost jako sdružení fyzických osob bez právní subjektivity, dle § 2716 a násl. občanského zákoníku.</w:t>
+        <w:t>Projekt [[BIC_1]] nemá právní formu obchodní korporace. Partneři vykonávají společnou činnost jako sdružení fyzických osob bez právní subjektivity, dle § 2716 a násl. občanského zákoníku.</w:t>
       </w:r>
     </w:p>
     <w:p>

--- a/smlouva5_anon.docx
+++ b/smlouva5_anon.docx
@@ -19,7 +19,7 @@
     </w:p>
     <w:p>
       <w:r>
-        <w:t>uzavřená dne 31. července 2025 podle § 1746 odst. 2 občanského zákoníku (zákon č. 89/2012 Sb.)</w:t>
+        <w:t>uzavřená dne [[DATE_1]] podle § 1746 odst. 2 občanského zákoníku (zákon č. 89/2012 Sb.)</w:t>
       </w:r>
     </w:p>
     <w:p>
@@ -56,7 +56,7 @@
           <w:b/>
           <w:bCs/>
         </w:rPr>
-        <w:t>[[PERSON_1]], nar. [[DATE_1]], trvale bytem: [[ADDRESS_1]]</w:t>
+        <w:t>[[PERSON_1]], nar. [[DATE_2]], trvale bytem: [[ADDRESS_1]]</w:t>
       </w:r>
       <w:r/>
     </w:p>
@@ -72,7 +72,7 @@
           <w:b/>
           <w:bCs/>
         </w:rPr>
-        <w:t>[[PERSON_4]], nar. [[DATE_2]], trvale bytem: [[ADDRESS_2]]</w:t>
+        <w:t>[[PERSON_4]], nar. [[DATE_3]], trvale bytem: [[ADDRESS_2]]</w:t>
       </w:r>
       <w:r/>
     </w:p>
@@ -88,7 +88,7 @@
           <w:b/>
           <w:bCs/>
         </w:rPr>
-        <w:t>[[PERSON_5]], nar. [[DATE_3]], trvale bytem: [[ADDRESS_3]]</w:t>
+        <w:t>[[PERSON_5]], nar. [[DATE_4]], trvale bytem: [[ADDRESS_3]]</w:t>
       </w:r>
       <w:r/>
     </w:p>
@@ -104,7 +104,7 @@
           <w:b/>
           <w:bCs/>
         </w:rPr>
-        <w:t>[[PERSON_6]], nar. [[DATE_4]], trvale bytem: [[ADDRESS_4]]</w:t>
+        <w:t>[[PERSON_6]], nar. [[DATE_5]], trvale bytem: [[ADDRESS_4]]</w:t>
       </w:r>
       <w:r/>
     </w:p>
@@ -120,7 +120,7 @@
           <w:b/>
           <w:bCs/>
         </w:rPr>
-        <w:t>[[PERSON_2]], nar. [[DATE_5]], trvale bytem: [[ADDRESS_5]]</w:t>
+        <w:t>[[PERSON_2]], nar. [[DATE_6]], trvale bytem: [[ADDRESS_5]]</w:t>
       </w:r>
       <w:r/>
     </w:p>
@@ -136,7 +136,7 @@
           <w:b/>
           <w:bCs/>
         </w:rPr>
-        <w:t>[[PERSON_7]], nar. [[DATE_6]], trvale bytem: [[ADDRESS_6]]</w:t>
+        <w:t>[[PERSON_7]], nar. [[DATE_7]], trvale bytem: [[ADDRESS_6]]</w:t>
       </w:r>
       <w:r/>
     </w:p>
@@ -152,7 +152,7 @@
           <w:b/>
           <w:bCs/>
         </w:rPr>
-        <w:t>[[PERSON_8]], nar. [[DATE_7]], trvale bytem: [[ADDRESS_7]]</w:t>
+        <w:t>[[PERSON_8]], nar. [[DATE_8]], trvale bytem: [[ADDRESS_7]]</w:t>
       </w:r>
       <w:r/>
     </w:p>
@@ -168,7 +168,7 @@
           <w:b/>
           <w:bCs/>
         </w:rPr>
-        <w:t>[[PERSON_9]], nar. [[DATE_8]], trvale bytem: [[ADDRESS_8]]</w:t>
+        <w:t>[[PERSON_9]], nar. [[DATE_9]], trvale bytem: [[ADDRESS_8]]</w:t>
       </w:r>
       <w:r/>
     </w:p>
@@ -184,7 +184,7 @@
           <w:b/>
           <w:bCs/>
         </w:rPr>
-        <w:t>[[PERSON_10]], nar. [[DATE_9]], trvale bytem: [[ADDRESS_9]]</w:t>
+        <w:t>[[PERSON_10]], nar. [[DATE_10]], trvale bytem: [[ADDRESS_9]]</w:t>
       </w:r>
       <w:r/>
     </w:p>
@@ -200,7 +200,7 @@
           <w:b/>
           <w:bCs/>
         </w:rPr>
-        <w:t>[[PERSON_3]], nar. [[DATE_10]], trvale bytem: [[ADDRESS_10]]</w:t>
+        <w:t>[[PERSON_3]], nar. [[DATE_11]], trvale bytem: [[ADDRESS_10]]</w:t>
       </w:r>
       <w:r/>
     </w:p>
@@ -239,15 +239,18 @@
         </w:numPr>
       </w:pPr>
       <w:r>
-        <w:t>Partneři se dohodli na vzájemné spolupráci při realizaci podnikatelského záměru pod názvem "Projekt [[BIC_1]]", jehož cílem je vývoj, marketing a prodej digitálních produktů v oblasti osobního rozvoje a automatizace.</w:t>
-      </w:r>
-      <w:r>
-        <w:rPr>
-          <w:b/>
-          <w:bCs/>
-        </w:rPr>
-      </w:r>
-      <w:r/>
+        <w:t xml:space="preserve">Partneři se dohodli na vzájemné spolupráci při realizaci podnikatelského záměru pod názvem </w:t>
+      </w:r>
+      <w:r>
+        <w:rPr>
+          <w:b/>
+          <w:bCs/>
+        </w:rPr>
+        <w:t>"Projekt SYNERGIE"</w:t>
+      </w:r>
+      <w:r>
+        <w:t>, jehož cílem je vývoj, marketing a prodej digitálních produktů v oblasti osobního rozvoje a automatizace.</w:t>
+      </w:r>
     </w:p>
     <w:p>
       <w:pPr>
@@ -290,7 +293,7 @@
         </w:numPr>
       </w:pPr>
       <w:r>
-        <w:t>Projekt [[BIC_1]] nemá právní formu obchodní korporace. Partneři vykonávají společnou činnost jako sdružení fyzických osob bez právní subjektivity, dle § 2716 a násl. občanského zákoníku.</w:t>
+        <w:t>Projekt SYNERGIE nemá právní formu obchodní korporace. Partneři vykonávají společnou činnost jako sdružení fyzických osob bez právní subjektivity, dle § 2716 a násl. občanského zákoníku.</w:t>
       </w:r>
     </w:p>
     <w:p>
@@ -724,7 +727,7 @@
     </w:p>
     <w:p>
       <w:r>
-        <w:t>V Olomouci dne [[DATE_11]]</w:t>
+        <w:t>V Olomouci dne [[DATE_1]]</w:t>
       </w:r>
       <w:r>
         <w:rPr>

--- a/smlouva5_anon.docx
+++ b/smlouva5_anon.docx
@@ -56,7 +56,7 @@
           <w:b/>
           <w:bCs/>
         </w:rPr>
-        <w:t>[[PERSON_1]], nar. [[DATE_2]], trvale bytem: [[ADDRESS_1]]</w:t>
+        <w:t>[[PERSON_1]], nar. [[DATE_2]], [[ADDRESS_1]]</w:t>
       </w:r>
       <w:r/>
     </w:p>
@@ -72,7 +72,7 @@
           <w:b/>
           <w:bCs/>
         </w:rPr>
-        <w:t>[[PERSON_4]], nar. [[DATE_3]], trvale bytem: [[ADDRESS_2]]</w:t>
+        <w:t>[[PERSON_4]], nar. [[DATE_3]], [[ADDRESS_2]]</w:t>
       </w:r>
       <w:r/>
     </w:p>
@@ -88,7 +88,7 @@
           <w:b/>
           <w:bCs/>
         </w:rPr>
-        <w:t>[[PERSON_5]], nar. [[DATE_4]], trvale bytem: [[ADDRESS_3]]</w:t>
+        <w:t>[[PERSON_5]], nar. [[DATE_4]], [[ADDRESS_3]]</w:t>
       </w:r>
       <w:r/>
     </w:p>
@@ -104,7 +104,7 @@
           <w:b/>
           <w:bCs/>
         </w:rPr>
-        <w:t>[[PERSON_6]], nar. [[DATE_5]], trvale bytem: [[ADDRESS_4]]</w:t>
+        <w:t>[[PERSON_6]], nar. [[DATE_5]], [[ADDRESS_4]] Budějovice</w:t>
       </w:r>
       <w:r/>
     </w:p>
@@ -120,7 +120,7 @@
           <w:b/>
           <w:bCs/>
         </w:rPr>
-        <w:t>[[PERSON_2]], nar. [[DATE_6]], trvale bytem: [[ADDRESS_5]]</w:t>
+        <w:t>[[PERSON_2]], nar. [[DATE_6]], [[ADDRESS_5]]</w:t>
       </w:r>
       <w:r/>
     </w:p>
@@ -136,7 +136,7 @@
           <w:b/>
           <w:bCs/>
         </w:rPr>
-        <w:t>[[PERSON_7]], nar. [[DATE_7]], trvale bytem: [[ADDRESS_6]]</w:t>
+        <w:t>[[PERSON_7]], nar. [[DATE_7]], [[ADDRESS_6]]</w:t>
       </w:r>
       <w:r/>
     </w:p>
@@ -152,7 +152,7 @@
           <w:b/>
           <w:bCs/>
         </w:rPr>
-        <w:t>[[PERSON_8]], nar. [[DATE_8]], trvale bytem: [[ADDRESS_7]]</w:t>
+        <w:t>[[PERSON_8]], nar. [[DATE_8]], [[ADDRESS_7]] nad Labem</w:t>
       </w:r>
       <w:r/>
     </w:p>
@@ -168,7 +168,7 @@
           <w:b/>
           <w:bCs/>
         </w:rPr>
-        <w:t>[[PERSON_9]], nar. [[DATE_9]], trvale bytem: [[ADDRESS_8]]</w:t>
+        <w:t>[[PERSON_9]], nar. [[DATE_9]], [[ADDRESS_8]]</w:t>
       </w:r>
       <w:r/>
     </w:p>
@@ -184,7 +184,7 @@
           <w:b/>
           <w:bCs/>
         </w:rPr>
-        <w:t>[[PERSON_10]], nar. [[DATE_10]], trvale bytem: [[ADDRESS_9]]</w:t>
+        <w:t>[[PERSON_10]], nar. [[DATE_10]], [[ADDRESS_9]] Králové</w:t>
       </w:r>
       <w:r/>
     </w:p>
@@ -200,7 +200,7 @@
           <w:b/>
           <w:bCs/>
         </w:rPr>
-        <w:t>[[PERSON_3]], nar. [[DATE_11]], trvale bytem: [[ADDRESS_10]]</w:t>
+        <w:t>[[PERSON_3]], nar. [[DATE_11]], [[ADDRESS_10]]</w:t>
       </w:r>
       <w:r/>
     </w:p>

--- a/smlouva5_anon.docx
+++ b/smlouva5_anon.docx
@@ -104,7 +104,7 @@
           <w:b/>
           <w:bCs/>
         </w:rPr>
-        <w:t>[[PERSON_6]], nar. [[DATE_5]], [[ADDRESS_4]] Budějovice</w:t>
+        <w:t>[[PERSON_6]], nar. [[DATE_5]], [[ADDRESS_4]]</w:t>
       </w:r>
       <w:r/>
     </w:p>
@@ -152,7 +152,7 @@
           <w:b/>
           <w:bCs/>
         </w:rPr>
-        <w:t>[[PERSON_8]], nar. [[DATE_8]], [[ADDRESS_7]] nad Labem</w:t>
+        <w:t>[[PERSON_8]], nar. [[DATE_8]], [[ADDRESS_7]]</w:t>
       </w:r>
       <w:r/>
     </w:p>
@@ -184,7 +184,7 @@
           <w:b/>
           <w:bCs/>
         </w:rPr>
-        <w:t>[[PERSON_10]], nar. [[DATE_10]], [[ADDRESS_9]] Králové</w:t>
+        <w:t>[[PERSON_10]], nar. [[DATE_10]], [[ADDRESS_9]]</w:t>
       </w:r>
       <w:r/>
     </w:p>
